--- a/Week08/Week08_BaoCaoNhom.docx
+++ b/Week08/Week08_BaoCaoNhom.docx
@@ -43,15 +43,9 @@
       </w:pPr>
       <w:r>
         <w:rPr>
-          <w:rFonts w:ascii="Times New Roman" w:cs="Times New Roman" w:eastAsia="Times New Roman" w:hAnsi="Times New Roman"/>
           <w:b/>
-          <w:bCs/>
-          <w:caps/>
-          <w:color w:val="1a5276"/>
-          <w:sz w:val="36"/>
-          <w:szCs w:val="36"/>
-        </w:rPr>
-        <w:t xml:space="preserve">BÁO CÁO TUẦN 08</w:t>
+        </w:rPr>
+        <w:t>BÁO CÁO TUẦN 08</w:t>
       </w:r>
     </w:p>
     <w:p>
@@ -77,14 +71,7 @@
         <w:jc w:val="center"/>
       </w:pPr>
       <w:r>
-        <w:rPr>
-          <w:rFonts w:ascii="Times New Roman" w:cs="Times New Roman" w:eastAsia="Times New Roman" w:hAnsi="Times New Roman"/>
-          <w:i/>
-          <w:iCs/>
-          <w:sz w:val="24"/>
-          <w:szCs w:val="24"/>
-        </w:rPr>
-        <w:t xml:space="preserve">Môn: Phát triển Ứng dụng Web với ReactJS (FER202)</w:t>
+        <w:t>Môn: Phát triển Ứng dụng Web với ReactJS (FER202)</w:t>
       </w:r>
     </w:p>
     <w:p>
@@ -93,14 +80,7 @@
         <w:jc w:val="center"/>
       </w:pPr>
       <w:r>
-        <w:rPr>
-          <w:rFonts w:ascii="Times New Roman" w:cs="Times New Roman" w:eastAsia="Times New Roman" w:hAnsi="Times New Roman"/>
-          <w:i/>
-          <w:iCs/>
-          <w:sz w:val="24"/>
-          <w:szCs w:val="24"/>
-        </w:rPr>
-        <w:t xml:space="preserve">Project: ReadMore Bookstore — Nhà sách trực tuyến</w:t>
+        <w:t>Project: FJMS — Hệ thống kết nối công việc tự do</w:t>
       </w:r>
     </w:p>
     <w:p>
@@ -188,18 +168,8 @@
             </w:tcMar>
           </w:tcPr>
           <w:p>
-            <w:pPr>
-              <w:jc w:val="left"/>
-            </w:pPr>
-            <w:r>
-              <w:rPr>
-                <w:rFonts w:ascii="Times New Roman" w:cs="Times New Roman" w:eastAsia="Times New Roman" w:hAnsi="Times New Roman"/>
-                <w:b w:val="false"/>
-                <w:bCs w:val="false"/>
-                <w:sz w:val="24"/>
-                <w:szCs w:val="24"/>
-              </w:rPr>
-              <w:t xml:space="preserve">[Điền tên nhóm]</w:t>
+            <w:r>
+              <w:t>FJMS</w:t>
             </w:r>
           </w:p>
         </w:tc>
@@ -256,18 +226,8 @@
             </w:tcMar>
           </w:tcPr>
           <w:p>
-            <w:pPr>
-              <w:jc w:val="left"/>
-            </w:pPr>
-            <w:r>
-              <w:rPr>
-                <w:rFonts w:ascii="Times New Roman" w:cs="Times New Roman" w:eastAsia="Times New Roman" w:hAnsi="Times New Roman"/>
-                <w:b w:val="false"/>
-                <w:bCs w:val="false"/>
-                <w:sz w:val="24"/>
-                <w:szCs w:val="24"/>
-              </w:rPr>
-              <w:t xml:space="preserve">[Mã lớp]</w:t>
+            <w:r>
+              <w:t>SE20A07</w:t>
             </w:r>
           </w:p>
         </w:tc>
@@ -324,18 +284,8 @@
             </w:tcMar>
           </w:tcPr>
           <w:p>
-            <w:pPr>
-              <w:jc w:val="left"/>
-            </w:pPr>
-            <w:r>
-              <w:rPr>
-                <w:rFonts w:ascii="Times New Roman" w:cs="Times New Roman" w:eastAsia="Times New Roman" w:hAnsi="Times New Roman"/>
-                <w:b w:val="false"/>
-                <w:bCs w:val="false"/>
-                <w:sz w:val="24"/>
-                <w:szCs w:val="24"/>
-              </w:rPr>
-              <w:t xml:space="preserve">[Tên giảng viên]</w:t>
+            <w:r>
+              <w:t>Lê Thị Bích Tra</w:t>
             </w:r>
           </w:p>
         </w:tc>
@@ -795,841 +745,6 @@
           </w:p>
         </w:tc>
       </w:tr>
-      <w:tr>
-        <w:tc>
-          <w:tcPr>
-            <w:tcW w:type="dxa" w:w="500"/>
-            <w:tcBorders>
-              <w:top w:val="single" w:color="aab7c4" w:sz="1"/>
-              <w:left w:val="single" w:color="aab7c4" w:sz="1"/>
-              <w:bottom w:val="single" w:color="aab7c4" w:sz="1"/>
-              <w:right w:val="single" w:color="aab7c4" w:sz="1"/>
-            </w:tcBorders>
-            <w:shd w:fill="f8f9fa" w:val="clear"/>
-            <w:tcMar>
-              <w:top w:type="dxa" w:w="80"/>
-              <w:left w:type="dxa" w:w="120"/>
-              <w:bottom w:type="dxa" w:w="80"/>
-              <w:right w:type="dxa" w:w="120"/>
-            </w:tcMar>
-          </w:tcPr>
-          <w:p>
-            <w:pPr>
-              <w:jc w:val="left"/>
-            </w:pPr>
-            <w:r>
-              <w:rPr>
-                <w:rFonts w:ascii="Times New Roman" w:cs="Times New Roman" w:eastAsia="Times New Roman" w:hAnsi="Times New Roman"/>
-                <w:b w:val="false"/>
-                <w:bCs w:val="false"/>
-                <w:sz w:val="24"/>
-                <w:szCs w:val="24"/>
-              </w:rPr>
-              <w:t xml:space="preserve">1</w:t>
-            </w:r>
-          </w:p>
-        </w:tc>
-        <w:tc>
-          <w:tcPr>
-            <w:tcW w:type="dxa" w:w="2200"/>
-            <w:tcBorders>
-              <w:top w:val="single" w:color="aab7c4" w:sz="1"/>
-              <w:left w:val="single" w:color="aab7c4" w:sz="1"/>
-              <w:bottom w:val="single" w:color="aab7c4" w:sz="1"/>
-              <w:right w:val="single" w:color="aab7c4" w:sz="1"/>
-            </w:tcBorders>
-            <w:shd w:fill="f8f9fa" w:val="clear"/>
-            <w:tcMar>
-              <w:top w:type="dxa" w:w="80"/>
-              <w:left w:type="dxa" w:w="120"/>
-              <w:bottom w:type="dxa" w:w="80"/>
-              <w:right w:type="dxa" w:w="120"/>
-            </w:tcMar>
-          </w:tcPr>
-          <w:p>
-            <w:pPr>
-              <w:jc w:val="left"/>
-            </w:pPr>
-            <w:r>
-              <w:rPr>
-                <w:rFonts w:ascii="Times New Roman" w:cs="Times New Roman" w:eastAsia="Times New Roman" w:hAnsi="Times New Roman"/>
-                <w:b w:val="false"/>
-                <w:bCs w:val="false"/>
-                <w:sz w:val="24"/>
-                <w:szCs w:val="24"/>
-              </w:rPr>
-              <w:t xml:space="preserve">[Họ tên]</w:t>
-            </w:r>
-          </w:p>
-        </w:tc>
-        <w:tc>
-          <w:tcPr>
-            <w:tcW w:type="dxa" w:w="2726"/>
-            <w:tcBorders>
-              <w:top w:val="single" w:color="aab7c4" w:sz="1"/>
-              <w:left w:val="single" w:color="aab7c4" w:sz="1"/>
-              <w:bottom w:val="single" w:color="aab7c4" w:sz="1"/>
-              <w:right w:val="single" w:color="aab7c4" w:sz="1"/>
-            </w:tcBorders>
-            <w:shd w:fill="f8f9fa" w:val="clear"/>
-            <w:tcMar>
-              <w:top w:type="dxa" w:w="80"/>
-              <w:left w:type="dxa" w:w="120"/>
-              <w:bottom w:type="dxa" w:w="80"/>
-              <w:right w:type="dxa" w:w="120"/>
-            </w:tcMar>
-          </w:tcPr>
-          <w:p>
-            <w:pPr>
-              <w:jc w:val="left"/>
-            </w:pPr>
-            <w:r>
-              <w:rPr>
-                <w:rFonts w:ascii="Times New Roman" w:cs="Times New Roman" w:eastAsia="Times New Roman" w:hAnsi="Times New Roman"/>
-                <w:b w:val="false"/>
-                <w:bCs w:val="false"/>
-                <w:sz w:val="24"/>
-                <w:szCs w:val="24"/>
-              </w:rPr>
-              <w:t xml:space="preserve">[Mô tả nhiệm vụ cụ thể]</w:t>
-            </w:r>
-          </w:p>
-        </w:tc>
-        <w:tc>
-          <w:tcPr>
-            <w:tcW w:type="dxa" w:w="2100"/>
-            <w:tcBorders>
-              <w:top w:val="single" w:color="aab7c4" w:sz="1"/>
-              <w:left w:val="single" w:color="aab7c4" w:sz="1"/>
-              <w:bottom w:val="single" w:color="aab7c4" w:sz="1"/>
-              <w:right w:val="single" w:color="aab7c4" w:sz="1"/>
-            </w:tcBorders>
-            <w:shd w:fill="f8f9fa" w:val="clear"/>
-            <w:tcMar>
-              <w:top w:type="dxa" w:w="80"/>
-              <w:left w:type="dxa" w:w="120"/>
-              <w:bottom w:type="dxa" w:w="80"/>
-              <w:right w:type="dxa" w:w="120"/>
-            </w:tcMar>
-          </w:tcPr>
-          <w:p>
-            <w:pPr>
-              <w:jc w:val="left"/>
-            </w:pPr>
-            <w:r>
-              <w:rPr>
-                <w:rFonts w:ascii="Times New Roman" w:cs="Times New Roman" w:eastAsia="Times New Roman" w:hAnsi="Times New Roman"/>
-                <w:b w:val="false"/>
-                <w:bCs w:val="false"/>
-                <w:sz w:val="24"/>
-                <w:szCs w:val="24"/>
-              </w:rPr>
-              <w:t xml:space="preserve">[Đạt / Một phần / Chưa đạt]</w:t>
-            </w:r>
-          </w:p>
-        </w:tc>
-        <w:tc>
-          <w:tcPr>
-            <w:tcW w:type="dxa" w:w="1500"/>
-            <w:tcBorders>
-              <w:top w:val="single" w:color="aab7c4" w:sz="1"/>
-              <w:left w:val="single" w:color="aab7c4" w:sz="1"/>
-              <w:bottom w:val="single" w:color="aab7c4" w:sz="1"/>
-              <w:right w:val="single" w:color="aab7c4" w:sz="1"/>
-            </w:tcBorders>
-            <w:shd w:fill="f8f9fa" w:val="clear"/>
-            <w:tcMar>
-              <w:top w:type="dxa" w:w="80"/>
-              <w:left w:type="dxa" w:w="120"/>
-              <w:bottom w:type="dxa" w:w="80"/>
-              <w:right w:type="dxa" w:w="120"/>
-            </w:tcMar>
-          </w:tcPr>
-          <w:p>
-            <w:pPr>
-              <w:jc w:val="left"/>
-            </w:pPr>
-            <w:r>
-              <w:rPr>
-                <w:rFonts w:ascii="Times New Roman" w:cs="Times New Roman" w:eastAsia="Times New Roman" w:hAnsi="Times New Roman"/>
-                <w:b w:val="false"/>
-                <w:bCs w:val="false"/>
-                <w:sz w:val="24"/>
-                <w:szCs w:val="24"/>
-              </w:rPr>
-              <w:t xml:space="preserve">[___%]</w:t>
-            </w:r>
-          </w:p>
-        </w:tc>
-      </w:tr>
-      <w:tr>
-        <w:tc>
-          <w:tcPr>
-            <w:tcW w:type="dxa" w:w="500"/>
-            <w:tcBorders>
-              <w:top w:val="single" w:color="aab7c4" w:sz="1"/>
-              <w:left w:val="single" w:color="aab7c4" w:sz="1"/>
-              <w:bottom w:val="single" w:color="aab7c4" w:sz="1"/>
-              <w:right w:val="single" w:color="aab7c4" w:sz="1"/>
-            </w:tcBorders>
-            <w:shd w:fill="ffffff" w:val="clear"/>
-            <w:tcMar>
-              <w:top w:type="dxa" w:w="80"/>
-              <w:left w:type="dxa" w:w="120"/>
-              <w:bottom w:type="dxa" w:w="80"/>
-              <w:right w:type="dxa" w:w="120"/>
-            </w:tcMar>
-          </w:tcPr>
-          <w:p>
-            <w:pPr>
-              <w:jc w:val="left"/>
-            </w:pPr>
-            <w:r>
-              <w:rPr>
-                <w:rFonts w:ascii="Times New Roman" w:cs="Times New Roman" w:eastAsia="Times New Roman" w:hAnsi="Times New Roman"/>
-                <w:b w:val="false"/>
-                <w:bCs w:val="false"/>
-                <w:sz w:val="24"/>
-                <w:szCs w:val="24"/>
-              </w:rPr>
-              <w:t xml:space="preserve">2</w:t>
-            </w:r>
-          </w:p>
-        </w:tc>
-        <w:tc>
-          <w:tcPr>
-            <w:tcW w:type="dxa" w:w="2200"/>
-            <w:tcBorders>
-              <w:top w:val="single" w:color="aab7c4" w:sz="1"/>
-              <w:left w:val="single" w:color="aab7c4" w:sz="1"/>
-              <w:bottom w:val="single" w:color="aab7c4" w:sz="1"/>
-              <w:right w:val="single" w:color="aab7c4" w:sz="1"/>
-            </w:tcBorders>
-            <w:shd w:fill="ffffff" w:val="clear"/>
-            <w:tcMar>
-              <w:top w:type="dxa" w:w="80"/>
-              <w:left w:type="dxa" w:w="120"/>
-              <w:bottom w:type="dxa" w:w="80"/>
-              <w:right w:type="dxa" w:w="120"/>
-            </w:tcMar>
-          </w:tcPr>
-          <w:p>
-            <w:pPr>
-              <w:jc w:val="left"/>
-            </w:pPr>
-            <w:r>
-              <w:rPr>
-                <w:rFonts w:ascii="Times New Roman" w:cs="Times New Roman" w:eastAsia="Times New Roman" w:hAnsi="Times New Roman"/>
-                <w:b w:val="false"/>
-                <w:bCs w:val="false"/>
-                <w:sz w:val="24"/>
-                <w:szCs w:val="24"/>
-              </w:rPr>
-              <w:t xml:space="preserve">[Họ tên]</w:t>
-            </w:r>
-          </w:p>
-        </w:tc>
-        <w:tc>
-          <w:tcPr>
-            <w:tcW w:type="dxa" w:w="2726"/>
-            <w:tcBorders>
-              <w:top w:val="single" w:color="aab7c4" w:sz="1"/>
-              <w:left w:val="single" w:color="aab7c4" w:sz="1"/>
-              <w:bottom w:val="single" w:color="aab7c4" w:sz="1"/>
-              <w:right w:val="single" w:color="aab7c4" w:sz="1"/>
-            </w:tcBorders>
-            <w:shd w:fill="ffffff" w:val="clear"/>
-            <w:tcMar>
-              <w:top w:type="dxa" w:w="80"/>
-              <w:left w:type="dxa" w:w="120"/>
-              <w:bottom w:type="dxa" w:w="80"/>
-              <w:right w:type="dxa" w:w="120"/>
-            </w:tcMar>
-          </w:tcPr>
-          <w:p>
-            <w:pPr>
-              <w:jc w:val="left"/>
-            </w:pPr>
-            <w:r>
-              <w:rPr>
-                <w:rFonts w:ascii="Times New Roman" w:cs="Times New Roman" w:eastAsia="Times New Roman" w:hAnsi="Times New Roman"/>
-                <w:b w:val="false"/>
-                <w:bCs w:val="false"/>
-                <w:sz w:val="24"/>
-                <w:szCs w:val="24"/>
-              </w:rPr>
-              <w:t xml:space="preserve">[Mô tả nhiệm vụ cụ thể]</w:t>
-            </w:r>
-          </w:p>
-        </w:tc>
-        <w:tc>
-          <w:tcPr>
-            <w:tcW w:type="dxa" w:w="2100"/>
-            <w:tcBorders>
-              <w:top w:val="single" w:color="aab7c4" w:sz="1"/>
-              <w:left w:val="single" w:color="aab7c4" w:sz="1"/>
-              <w:bottom w:val="single" w:color="aab7c4" w:sz="1"/>
-              <w:right w:val="single" w:color="aab7c4" w:sz="1"/>
-            </w:tcBorders>
-            <w:shd w:fill="ffffff" w:val="clear"/>
-            <w:tcMar>
-              <w:top w:type="dxa" w:w="80"/>
-              <w:left w:type="dxa" w:w="120"/>
-              <w:bottom w:type="dxa" w:w="80"/>
-              <w:right w:type="dxa" w:w="120"/>
-            </w:tcMar>
-          </w:tcPr>
-          <w:p>
-            <w:pPr>
-              <w:jc w:val="left"/>
-            </w:pPr>
-            <w:r>
-              <w:rPr>
-                <w:rFonts w:ascii="Times New Roman" w:cs="Times New Roman" w:eastAsia="Times New Roman" w:hAnsi="Times New Roman"/>
-                <w:b w:val="false"/>
-                <w:bCs w:val="false"/>
-                <w:sz w:val="24"/>
-                <w:szCs w:val="24"/>
-              </w:rPr>
-              <w:t xml:space="preserve">[Đạt / Một phần / Chưa đạt]</w:t>
-            </w:r>
-          </w:p>
-        </w:tc>
-        <w:tc>
-          <w:tcPr>
-            <w:tcW w:type="dxa" w:w="1500"/>
-            <w:tcBorders>
-              <w:top w:val="single" w:color="aab7c4" w:sz="1"/>
-              <w:left w:val="single" w:color="aab7c4" w:sz="1"/>
-              <w:bottom w:val="single" w:color="aab7c4" w:sz="1"/>
-              <w:right w:val="single" w:color="aab7c4" w:sz="1"/>
-            </w:tcBorders>
-            <w:shd w:fill="ffffff" w:val="clear"/>
-            <w:tcMar>
-              <w:top w:type="dxa" w:w="80"/>
-              <w:left w:type="dxa" w:w="120"/>
-              <w:bottom w:type="dxa" w:w="80"/>
-              <w:right w:type="dxa" w:w="120"/>
-            </w:tcMar>
-          </w:tcPr>
-          <w:p>
-            <w:pPr>
-              <w:jc w:val="left"/>
-            </w:pPr>
-            <w:r>
-              <w:rPr>
-                <w:rFonts w:ascii="Times New Roman" w:cs="Times New Roman" w:eastAsia="Times New Roman" w:hAnsi="Times New Roman"/>
-                <w:b w:val="false"/>
-                <w:bCs w:val="false"/>
-                <w:sz w:val="24"/>
-                <w:szCs w:val="24"/>
-              </w:rPr>
-              <w:t xml:space="preserve">[___%]</w:t>
-            </w:r>
-          </w:p>
-        </w:tc>
-      </w:tr>
-      <w:tr>
-        <w:tc>
-          <w:tcPr>
-            <w:tcW w:type="dxa" w:w="500"/>
-            <w:tcBorders>
-              <w:top w:val="single" w:color="aab7c4" w:sz="1"/>
-              <w:left w:val="single" w:color="aab7c4" w:sz="1"/>
-              <w:bottom w:val="single" w:color="aab7c4" w:sz="1"/>
-              <w:right w:val="single" w:color="aab7c4" w:sz="1"/>
-            </w:tcBorders>
-            <w:shd w:fill="f8f9fa" w:val="clear"/>
-            <w:tcMar>
-              <w:top w:type="dxa" w:w="80"/>
-              <w:left w:type="dxa" w:w="120"/>
-              <w:bottom w:type="dxa" w:w="80"/>
-              <w:right w:type="dxa" w:w="120"/>
-            </w:tcMar>
-          </w:tcPr>
-          <w:p>
-            <w:pPr>
-              <w:jc w:val="left"/>
-            </w:pPr>
-            <w:r>
-              <w:rPr>
-                <w:rFonts w:ascii="Times New Roman" w:cs="Times New Roman" w:eastAsia="Times New Roman" w:hAnsi="Times New Roman"/>
-                <w:b w:val="false"/>
-                <w:bCs w:val="false"/>
-                <w:sz w:val="24"/>
-                <w:szCs w:val="24"/>
-              </w:rPr>
-              <w:t xml:space="preserve">3</w:t>
-            </w:r>
-          </w:p>
-        </w:tc>
-        <w:tc>
-          <w:tcPr>
-            <w:tcW w:type="dxa" w:w="2200"/>
-            <w:tcBorders>
-              <w:top w:val="single" w:color="aab7c4" w:sz="1"/>
-              <w:left w:val="single" w:color="aab7c4" w:sz="1"/>
-              <w:bottom w:val="single" w:color="aab7c4" w:sz="1"/>
-              <w:right w:val="single" w:color="aab7c4" w:sz="1"/>
-            </w:tcBorders>
-            <w:shd w:fill="f8f9fa" w:val="clear"/>
-            <w:tcMar>
-              <w:top w:type="dxa" w:w="80"/>
-              <w:left w:type="dxa" w:w="120"/>
-              <w:bottom w:type="dxa" w:w="80"/>
-              <w:right w:type="dxa" w:w="120"/>
-            </w:tcMar>
-          </w:tcPr>
-          <w:p>
-            <w:pPr>
-              <w:jc w:val="left"/>
-            </w:pPr>
-            <w:r>
-              <w:rPr>
-                <w:rFonts w:ascii="Times New Roman" w:cs="Times New Roman" w:eastAsia="Times New Roman" w:hAnsi="Times New Roman"/>
-                <w:b w:val="false"/>
-                <w:bCs w:val="false"/>
-                <w:sz w:val="24"/>
-                <w:szCs w:val="24"/>
-              </w:rPr>
-              <w:t xml:space="preserve">[Họ tên]</w:t>
-            </w:r>
-          </w:p>
-        </w:tc>
-        <w:tc>
-          <w:tcPr>
-            <w:tcW w:type="dxa" w:w="2726"/>
-            <w:tcBorders>
-              <w:top w:val="single" w:color="aab7c4" w:sz="1"/>
-              <w:left w:val="single" w:color="aab7c4" w:sz="1"/>
-              <w:bottom w:val="single" w:color="aab7c4" w:sz="1"/>
-              <w:right w:val="single" w:color="aab7c4" w:sz="1"/>
-            </w:tcBorders>
-            <w:shd w:fill="f8f9fa" w:val="clear"/>
-            <w:tcMar>
-              <w:top w:type="dxa" w:w="80"/>
-              <w:left w:type="dxa" w:w="120"/>
-              <w:bottom w:type="dxa" w:w="80"/>
-              <w:right w:type="dxa" w:w="120"/>
-            </w:tcMar>
-          </w:tcPr>
-          <w:p>
-            <w:pPr>
-              <w:jc w:val="left"/>
-            </w:pPr>
-            <w:r>
-              <w:rPr>
-                <w:rFonts w:ascii="Times New Roman" w:cs="Times New Roman" w:eastAsia="Times New Roman" w:hAnsi="Times New Roman"/>
-                <w:b w:val="false"/>
-                <w:bCs w:val="false"/>
-                <w:sz w:val="24"/>
-                <w:szCs w:val="24"/>
-              </w:rPr>
-              <w:t xml:space="preserve">[Mô tả nhiệm vụ cụ thể]</w:t>
-            </w:r>
-          </w:p>
-        </w:tc>
-        <w:tc>
-          <w:tcPr>
-            <w:tcW w:type="dxa" w:w="2100"/>
-            <w:tcBorders>
-              <w:top w:val="single" w:color="aab7c4" w:sz="1"/>
-              <w:left w:val="single" w:color="aab7c4" w:sz="1"/>
-              <w:bottom w:val="single" w:color="aab7c4" w:sz="1"/>
-              <w:right w:val="single" w:color="aab7c4" w:sz="1"/>
-            </w:tcBorders>
-            <w:shd w:fill="f8f9fa" w:val="clear"/>
-            <w:tcMar>
-              <w:top w:type="dxa" w:w="80"/>
-              <w:left w:type="dxa" w:w="120"/>
-              <w:bottom w:type="dxa" w:w="80"/>
-              <w:right w:type="dxa" w:w="120"/>
-            </w:tcMar>
-          </w:tcPr>
-          <w:p>
-            <w:pPr>
-              <w:jc w:val="left"/>
-            </w:pPr>
-            <w:r>
-              <w:rPr>
-                <w:rFonts w:ascii="Times New Roman" w:cs="Times New Roman" w:eastAsia="Times New Roman" w:hAnsi="Times New Roman"/>
-                <w:b w:val="false"/>
-                <w:bCs w:val="false"/>
-                <w:sz w:val="24"/>
-                <w:szCs w:val="24"/>
-              </w:rPr>
-              <w:t xml:space="preserve">[Đạt / Một phần / Chưa đạt]</w:t>
-            </w:r>
-          </w:p>
-        </w:tc>
-        <w:tc>
-          <w:tcPr>
-            <w:tcW w:type="dxa" w:w="1500"/>
-            <w:tcBorders>
-              <w:top w:val="single" w:color="aab7c4" w:sz="1"/>
-              <w:left w:val="single" w:color="aab7c4" w:sz="1"/>
-              <w:bottom w:val="single" w:color="aab7c4" w:sz="1"/>
-              <w:right w:val="single" w:color="aab7c4" w:sz="1"/>
-            </w:tcBorders>
-            <w:shd w:fill="f8f9fa" w:val="clear"/>
-            <w:tcMar>
-              <w:top w:type="dxa" w:w="80"/>
-              <w:left w:type="dxa" w:w="120"/>
-              <w:bottom w:type="dxa" w:w="80"/>
-              <w:right w:type="dxa" w:w="120"/>
-            </w:tcMar>
-          </w:tcPr>
-          <w:p>
-            <w:pPr>
-              <w:jc w:val="left"/>
-            </w:pPr>
-            <w:r>
-              <w:rPr>
-                <w:rFonts w:ascii="Times New Roman" w:cs="Times New Roman" w:eastAsia="Times New Roman" w:hAnsi="Times New Roman"/>
-                <w:b w:val="false"/>
-                <w:bCs w:val="false"/>
-                <w:sz w:val="24"/>
-                <w:szCs w:val="24"/>
-              </w:rPr>
-              <w:t xml:space="preserve">[___%]</w:t>
-            </w:r>
-          </w:p>
-        </w:tc>
-      </w:tr>
-      <w:tr>
-        <w:tc>
-          <w:tcPr>
-            <w:tcW w:type="dxa" w:w="500"/>
-            <w:tcBorders>
-              <w:top w:val="single" w:color="aab7c4" w:sz="1"/>
-              <w:left w:val="single" w:color="aab7c4" w:sz="1"/>
-              <w:bottom w:val="single" w:color="aab7c4" w:sz="1"/>
-              <w:right w:val="single" w:color="aab7c4" w:sz="1"/>
-            </w:tcBorders>
-            <w:shd w:fill="ffffff" w:val="clear"/>
-            <w:tcMar>
-              <w:top w:type="dxa" w:w="80"/>
-              <w:left w:type="dxa" w:w="120"/>
-              <w:bottom w:type="dxa" w:w="80"/>
-              <w:right w:type="dxa" w:w="120"/>
-            </w:tcMar>
-          </w:tcPr>
-          <w:p>
-            <w:pPr>
-              <w:jc w:val="left"/>
-            </w:pPr>
-            <w:r>
-              <w:rPr>
-                <w:rFonts w:ascii="Times New Roman" w:cs="Times New Roman" w:eastAsia="Times New Roman" w:hAnsi="Times New Roman"/>
-                <w:b w:val="false"/>
-                <w:bCs w:val="false"/>
-                <w:sz w:val="24"/>
-                <w:szCs w:val="24"/>
-              </w:rPr>
-              <w:t xml:space="preserve">4</w:t>
-            </w:r>
-          </w:p>
-        </w:tc>
-        <w:tc>
-          <w:tcPr>
-            <w:tcW w:type="dxa" w:w="2200"/>
-            <w:tcBorders>
-              <w:top w:val="single" w:color="aab7c4" w:sz="1"/>
-              <w:left w:val="single" w:color="aab7c4" w:sz="1"/>
-              <w:bottom w:val="single" w:color="aab7c4" w:sz="1"/>
-              <w:right w:val="single" w:color="aab7c4" w:sz="1"/>
-            </w:tcBorders>
-            <w:shd w:fill="ffffff" w:val="clear"/>
-            <w:tcMar>
-              <w:top w:type="dxa" w:w="80"/>
-              <w:left w:type="dxa" w:w="120"/>
-              <w:bottom w:type="dxa" w:w="80"/>
-              <w:right w:type="dxa" w:w="120"/>
-            </w:tcMar>
-          </w:tcPr>
-          <w:p>
-            <w:pPr>
-              <w:jc w:val="left"/>
-            </w:pPr>
-            <w:r>
-              <w:rPr>
-                <w:rFonts w:ascii="Times New Roman" w:cs="Times New Roman" w:eastAsia="Times New Roman" w:hAnsi="Times New Roman"/>
-                <w:b w:val="false"/>
-                <w:bCs w:val="false"/>
-                <w:sz w:val="24"/>
-                <w:szCs w:val="24"/>
-              </w:rPr>
-              <w:t xml:space="preserve">[Họ tên]</w:t>
-            </w:r>
-          </w:p>
-        </w:tc>
-        <w:tc>
-          <w:tcPr>
-            <w:tcW w:type="dxa" w:w="2726"/>
-            <w:tcBorders>
-              <w:top w:val="single" w:color="aab7c4" w:sz="1"/>
-              <w:left w:val="single" w:color="aab7c4" w:sz="1"/>
-              <w:bottom w:val="single" w:color="aab7c4" w:sz="1"/>
-              <w:right w:val="single" w:color="aab7c4" w:sz="1"/>
-            </w:tcBorders>
-            <w:shd w:fill="ffffff" w:val="clear"/>
-            <w:tcMar>
-              <w:top w:type="dxa" w:w="80"/>
-              <w:left w:type="dxa" w:w="120"/>
-              <w:bottom w:type="dxa" w:w="80"/>
-              <w:right w:type="dxa" w:w="120"/>
-            </w:tcMar>
-          </w:tcPr>
-          <w:p>
-            <w:pPr>
-              <w:jc w:val="left"/>
-            </w:pPr>
-            <w:r>
-              <w:rPr>
-                <w:rFonts w:ascii="Times New Roman" w:cs="Times New Roman" w:eastAsia="Times New Roman" w:hAnsi="Times New Roman"/>
-                <w:b w:val="false"/>
-                <w:bCs w:val="false"/>
-                <w:sz w:val="24"/>
-                <w:szCs w:val="24"/>
-              </w:rPr>
-              <w:t xml:space="preserve">[Mô tả nhiệm vụ cụ thể]</w:t>
-            </w:r>
-          </w:p>
-        </w:tc>
-        <w:tc>
-          <w:tcPr>
-            <w:tcW w:type="dxa" w:w="2100"/>
-            <w:tcBorders>
-              <w:top w:val="single" w:color="aab7c4" w:sz="1"/>
-              <w:left w:val="single" w:color="aab7c4" w:sz="1"/>
-              <w:bottom w:val="single" w:color="aab7c4" w:sz="1"/>
-              <w:right w:val="single" w:color="aab7c4" w:sz="1"/>
-            </w:tcBorders>
-            <w:shd w:fill="ffffff" w:val="clear"/>
-            <w:tcMar>
-              <w:top w:type="dxa" w:w="80"/>
-              <w:left w:type="dxa" w:w="120"/>
-              <w:bottom w:type="dxa" w:w="80"/>
-              <w:right w:type="dxa" w:w="120"/>
-            </w:tcMar>
-          </w:tcPr>
-          <w:p>
-            <w:pPr>
-              <w:jc w:val="left"/>
-            </w:pPr>
-            <w:r>
-              <w:rPr>
-                <w:rFonts w:ascii="Times New Roman" w:cs="Times New Roman" w:eastAsia="Times New Roman" w:hAnsi="Times New Roman"/>
-                <w:b w:val="false"/>
-                <w:bCs w:val="false"/>
-                <w:sz w:val="24"/>
-                <w:szCs w:val="24"/>
-              </w:rPr>
-              <w:t xml:space="preserve">[Đạt / Một phần / Chưa đạt]</w:t>
-            </w:r>
-          </w:p>
-        </w:tc>
-        <w:tc>
-          <w:tcPr>
-            <w:tcW w:type="dxa" w:w="1500"/>
-            <w:tcBorders>
-              <w:top w:val="single" w:color="aab7c4" w:sz="1"/>
-              <w:left w:val="single" w:color="aab7c4" w:sz="1"/>
-              <w:bottom w:val="single" w:color="aab7c4" w:sz="1"/>
-              <w:right w:val="single" w:color="aab7c4" w:sz="1"/>
-            </w:tcBorders>
-            <w:shd w:fill="ffffff" w:val="clear"/>
-            <w:tcMar>
-              <w:top w:type="dxa" w:w="80"/>
-              <w:left w:type="dxa" w:w="120"/>
-              <w:bottom w:type="dxa" w:w="80"/>
-              <w:right w:type="dxa" w:w="120"/>
-            </w:tcMar>
-          </w:tcPr>
-          <w:p>
-            <w:pPr>
-              <w:jc w:val="left"/>
-            </w:pPr>
-            <w:r>
-              <w:rPr>
-                <w:rFonts w:ascii="Times New Roman" w:cs="Times New Roman" w:eastAsia="Times New Roman" w:hAnsi="Times New Roman"/>
-                <w:b w:val="false"/>
-                <w:bCs w:val="false"/>
-                <w:sz w:val="24"/>
-                <w:szCs w:val="24"/>
-              </w:rPr>
-              <w:t xml:space="preserve">[___%]</w:t>
-            </w:r>
-          </w:p>
-        </w:tc>
-      </w:tr>
-      <w:tr>
-        <w:tc>
-          <w:tcPr>
-            <w:tcW w:type="dxa" w:w="500"/>
-            <w:tcBorders>
-              <w:top w:val="single" w:color="aab7c4" w:sz="1"/>
-              <w:left w:val="single" w:color="aab7c4" w:sz="1"/>
-              <w:bottom w:val="single" w:color="aab7c4" w:sz="1"/>
-              <w:right w:val="single" w:color="aab7c4" w:sz="1"/>
-            </w:tcBorders>
-            <w:shd w:fill="f8f9fa" w:val="clear"/>
-            <w:tcMar>
-              <w:top w:type="dxa" w:w="80"/>
-              <w:left w:type="dxa" w:w="120"/>
-              <w:bottom w:type="dxa" w:w="80"/>
-              <w:right w:type="dxa" w:w="120"/>
-            </w:tcMar>
-          </w:tcPr>
-          <w:p>
-            <w:pPr>
-              <w:jc w:val="left"/>
-            </w:pPr>
-            <w:r>
-              <w:rPr>
-                <w:rFonts w:ascii="Times New Roman" w:cs="Times New Roman" w:eastAsia="Times New Roman" w:hAnsi="Times New Roman"/>
-                <w:b w:val="false"/>
-                <w:bCs w:val="false"/>
-                <w:sz w:val="24"/>
-                <w:szCs w:val="24"/>
-              </w:rPr>
-              <w:t xml:space="preserve">5</w:t>
-            </w:r>
-          </w:p>
-        </w:tc>
-        <w:tc>
-          <w:tcPr>
-            <w:tcW w:type="dxa" w:w="2200"/>
-            <w:tcBorders>
-              <w:top w:val="single" w:color="aab7c4" w:sz="1"/>
-              <w:left w:val="single" w:color="aab7c4" w:sz="1"/>
-              <w:bottom w:val="single" w:color="aab7c4" w:sz="1"/>
-              <w:right w:val="single" w:color="aab7c4" w:sz="1"/>
-            </w:tcBorders>
-            <w:shd w:fill="f8f9fa" w:val="clear"/>
-            <w:tcMar>
-              <w:top w:type="dxa" w:w="80"/>
-              <w:left w:type="dxa" w:w="120"/>
-              <w:bottom w:type="dxa" w:w="80"/>
-              <w:right w:type="dxa" w:w="120"/>
-            </w:tcMar>
-          </w:tcPr>
-          <w:p>
-            <w:pPr>
-              <w:jc w:val="left"/>
-            </w:pPr>
-            <w:r>
-              <w:rPr>
-                <w:rFonts w:ascii="Times New Roman" w:cs="Times New Roman" w:eastAsia="Times New Roman" w:hAnsi="Times New Roman"/>
-                <w:b w:val="false"/>
-                <w:bCs w:val="false"/>
-                <w:sz w:val="24"/>
-                <w:szCs w:val="24"/>
-              </w:rPr>
-              <w:t xml:space="preserve">[Họ tên]</w:t>
-            </w:r>
-          </w:p>
-        </w:tc>
-        <w:tc>
-          <w:tcPr>
-            <w:tcW w:type="dxa" w:w="2726"/>
-            <w:tcBorders>
-              <w:top w:val="single" w:color="aab7c4" w:sz="1"/>
-              <w:left w:val="single" w:color="aab7c4" w:sz="1"/>
-              <w:bottom w:val="single" w:color="aab7c4" w:sz="1"/>
-              <w:right w:val="single" w:color="aab7c4" w:sz="1"/>
-            </w:tcBorders>
-            <w:shd w:fill="f8f9fa" w:val="clear"/>
-            <w:tcMar>
-              <w:top w:type="dxa" w:w="80"/>
-              <w:left w:type="dxa" w:w="120"/>
-              <w:bottom w:type="dxa" w:w="80"/>
-              <w:right w:type="dxa" w:w="120"/>
-            </w:tcMar>
-          </w:tcPr>
-          <w:p>
-            <w:pPr>
-              <w:jc w:val="left"/>
-            </w:pPr>
-            <w:r>
-              <w:rPr>
-                <w:rFonts w:ascii="Times New Roman" w:cs="Times New Roman" w:eastAsia="Times New Roman" w:hAnsi="Times New Roman"/>
-                <w:b w:val="false"/>
-                <w:bCs w:val="false"/>
-                <w:sz w:val="24"/>
-                <w:szCs w:val="24"/>
-              </w:rPr>
-              <w:t xml:space="preserve">[Mô tả nhiệm vụ cụ thể]</w:t>
-            </w:r>
-          </w:p>
-        </w:tc>
-        <w:tc>
-          <w:tcPr>
-            <w:tcW w:type="dxa" w:w="2100"/>
-            <w:tcBorders>
-              <w:top w:val="single" w:color="aab7c4" w:sz="1"/>
-              <w:left w:val="single" w:color="aab7c4" w:sz="1"/>
-              <w:bottom w:val="single" w:color="aab7c4" w:sz="1"/>
-              <w:right w:val="single" w:color="aab7c4" w:sz="1"/>
-            </w:tcBorders>
-            <w:shd w:fill="f8f9fa" w:val="clear"/>
-            <w:tcMar>
-              <w:top w:type="dxa" w:w="80"/>
-              <w:left w:type="dxa" w:w="120"/>
-              <w:bottom w:type="dxa" w:w="80"/>
-              <w:right w:type="dxa" w:w="120"/>
-            </w:tcMar>
-          </w:tcPr>
-          <w:p>
-            <w:pPr>
-              <w:jc w:val="left"/>
-            </w:pPr>
-            <w:r>
-              <w:rPr>
-                <w:rFonts w:ascii="Times New Roman" w:cs="Times New Roman" w:eastAsia="Times New Roman" w:hAnsi="Times New Roman"/>
-                <w:b w:val="false"/>
-                <w:bCs w:val="false"/>
-                <w:sz w:val="24"/>
-                <w:szCs w:val="24"/>
-              </w:rPr>
-              <w:t xml:space="preserve">[Đạt / Một phần / Chưa đạt]</w:t>
-            </w:r>
-          </w:p>
-        </w:tc>
-        <w:tc>
-          <w:tcPr>
-            <w:tcW w:type="dxa" w:w="1500"/>
-            <w:tcBorders>
-              <w:top w:val="single" w:color="aab7c4" w:sz="1"/>
-              <w:left w:val="single" w:color="aab7c4" w:sz="1"/>
-              <w:bottom w:val="single" w:color="aab7c4" w:sz="1"/>
-              <w:right w:val="single" w:color="aab7c4" w:sz="1"/>
-            </w:tcBorders>
-            <w:shd w:fill="f8f9fa" w:val="clear"/>
-            <w:tcMar>
-              <w:top w:type="dxa" w:w="80"/>
-              <w:left w:type="dxa" w:w="120"/>
-              <w:bottom w:type="dxa" w:w="80"/>
-              <w:right w:type="dxa" w:w="120"/>
-            </w:tcMar>
-          </w:tcPr>
-          <w:p>
-            <w:pPr>
-              <w:jc w:val="left"/>
-            </w:pPr>
-            <w:r>
-              <w:rPr>
-                <w:rFonts w:ascii="Times New Roman" w:cs="Times New Roman" w:eastAsia="Times New Roman" w:hAnsi="Times New Roman"/>
-                <w:b w:val="false"/>
-                <w:bCs w:val="false"/>
-                <w:sz w:val="24"/>
-                <w:szCs w:val="24"/>
-              </w:rPr>
-              <w:t xml:space="preserve">[___%]</w:t>
-            </w:r>
-          </w:p>
-        </w:tc>
-      </w:tr>
     </w:tbl>
     <w:p>
       <w:pPr>
@@ -2906,6 +2021,132 @@
         <w:spacing w:after="60" w:before="60"/>
       </w:pPr>
       <w:r>
+        <w:t>Trong Tuần 8, nhóm kết nối ứng dụng với Mock API RESTful bằng Axios và json-server. Phan Hữu Linh cấu hình apiClient tại projectService.js với 5 phương thức CRUD đầy đủ. Nguyễn Đăng Khang Huy cập nhật ProjectListPage gọi API thực tế, xử lý các trạng thái UI: Loading (Spinner), Error (thông báo lỗi và nút retry) và Success. Kiều Thị Kim Thoa xây dựng giao diện quản trị ProjectManagePage.jsx (Admin CRUD) hiển thị bảng danh sách, modal Thêm/Sửa dự án có validate dữ liệu và hộp thoại xác nhận xóa.</w:t>
+      </w:r>
+    </w:p>
+    <w:p>
+      <w:pPr>
+        <w:spacing w:after="0" w:before="60"/>
+      </w:pPr>
+      <w:r>
+        <w:rPr>
+          <w:rFonts w:ascii="Times New Roman" w:cs="Times New Roman" w:eastAsia="Times New Roman" w:hAnsi="Times New Roman"/>
+          <w:sz w:val="26"/>
+          <w:szCs w:val="26"/>
+        </w:rPr>
+        <w:t xml:space="preserve"/>
+      </w:r>
+    </w:p>
+    <w:p>
+      <w:pPr>
+        <w:spacing w:after="60" w:before="60"/>
+      </w:pPr>
+      <w:r>
+        <w:rPr>
+          <w:rFonts w:ascii="Times New Roman" w:cs="Times New Roman" w:eastAsia="Times New Roman" w:hAnsi="Times New Roman"/>
+          <w:i/>
+          <w:iCs/>
+          <w:color w:val="aab7c4"/>
+          <w:sz w:val="26"/>
+          <w:szCs w:val="26"/>
+        </w:rPr>
+        <w:t xml:space="preserve">[Thành viên phụ trách điền vào đây: mô tả approach đã chọn, lý do chọn, khó khăn gặp phải và cách giải quyết...]</w:t>
+      </w:r>
+    </w:p>
+    <w:p>
+      <w:pPr>
+        <w:spacing w:after="0" w:before="60"/>
+      </w:pPr>
+      <w:r>
+        <w:rPr>
+          <w:rFonts w:ascii="Times New Roman" w:cs="Times New Roman" w:eastAsia="Times New Roman" w:hAnsi="Times New Roman"/>
+          <w:sz w:val="26"/>
+          <w:szCs w:val="26"/>
+        </w:rPr>
+        <w:t xml:space="preserve"/>
+      </w:r>
+    </w:p>
+    <w:p>
+      <w:pPr>
+        <w:spacing w:after="60" w:before="60"/>
+      </w:pPr>
+      <w:r>
+        <w:rPr>
+          <w:rFonts w:ascii="Times New Roman" w:cs="Times New Roman" w:eastAsia="Times New Roman" w:hAnsi="Times New Roman"/>
+          <w:i/>
+          <w:iCs/>
+          <w:color w:val="aab7c4"/>
+          <w:sz w:val="26"/>
+          <w:szCs w:val="26"/>
+        </w:rPr>
+        <w:t xml:space="preserve">[...]</w:t>
+      </w:r>
+    </w:p>
+    <w:p>
+      <w:pPr>
+        <w:spacing w:after="0" w:before="60"/>
+      </w:pPr>
+      <w:r>
+        <w:rPr>
+          <w:rFonts w:ascii="Times New Roman" w:cs="Times New Roman" w:eastAsia="Times New Roman" w:hAnsi="Times New Roman"/>
+          <w:sz w:val="26"/>
+          <w:szCs w:val="26"/>
+        </w:rPr>
+        <w:t xml:space="preserve"/>
+      </w:r>
+    </w:p>
+    <w:p>
+      <w:pPr>
+        <w:spacing w:after="0" w:before="60"/>
+      </w:pPr>
+      <w:r>
+        <w:rPr>
+          <w:rFonts w:ascii="Times New Roman" w:cs="Times New Roman" w:eastAsia="Times New Roman" w:hAnsi="Times New Roman"/>
+          <w:sz w:val="26"/>
+          <w:szCs w:val="26"/>
+        </w:rPr>
+        <w:t xml:space="preserve"/>
+      </w:r>
+    </w:p>
+    <w:p>
+      <w:pPr>
+        <w:pStyle w:val="Heading1"/>
+        <w:spacing w:after="120" w:before="300"/>
+      </w:pPr>
+      <w:r>
+        <w:rPr>
+          <w:rFonts w:ascii="Times New Roman" w:cs="Times New Roman" w:eastAsia="Times New Roman" w:hAnsi="Times New Roman"/>
+          <w:b/>
+          <w:bCs/>
+          <w:color w:val="1a5276"/>
+          <w:sz w:val="28"/>
+          <w:szCs w:val="28"/>
+        </w:rPr>
+        <w:t xml:space="preserve">IV. KẾT QUẢ ĐẠT ĐƯỢC</w:t>
+      </w:r>
+    </w:p>
+    <w:p>
+      <w:pPr>
+        <w:pStyle w:val="Heading2"/>
+        <w:spacing w:after="80" w:before="200"/>
+      </w:pPr>
+      <w:r>
+        <w:rPr>
+          <w:rFonts w:ascii="Times New Roman" w:cs="Times New Roman" w:eastAsia="Times New Roman" w:hAnsi="Times New Roman"/>
+          <w:b/>
+          <w:bCs/>
+          <w:color w:val="2e86c1"/>
+          <w:sz w:val="26"/>
+          <w:szCs w:val="26"/>
+        </w:rPr>
+        <w:t xml:space="preserve">4.1. Kết quả kỹ thuật đạt được</w:t>
+      </w:r>
+    </w:p>
+    <w:p>
+      <w:pPr>
+        <w:spacing w:after="60" w:before="60"/>
+      </w:pPr>
+      <w:r>
         <w:rPr>
           <w:rFonts w:ascii="Times New Roman" w:cs="Times New Roman" w:eastAsia="Times New Roman" w:hAnsi="Times New Roman"/>
           <w:i/>
@@ -2914,140 +2155,6 @@
           <w:sz w:val="26"/>
           <w:szCs w:val="26"/>
         </w:rPr>
-        <w:t xml:space="preserve">Giải thích cách nhóm tiếp cận và thực hiện các công việc chính. Tối thiểu 150 từ.</w:t>
-      </w:r>
-    </w:p>
-    <w:p>
-      <w:pPr>
-        <w:spacing w:after="0" w:before="60"/>
-      </w:pPr>
-      <w:r>
-        <w:rPr>
-          <w:rFonts w:ascii="Times New Roman" w:cs="Times New Roman" w:eastAsia="Times New Roman" w:hAnsi="Times New Roman"/>
-          <w:sz w:val="26"/>
-          <w:szCs w:val="26"/>
-        </w:rPr>
-        <w:t xml:space="preserve"/>
-      </w:r>
-    </w:p>
-    <w:p>
-      <w:pPr>
-        <w:spacing w:after="60" w:before="60"/>
-      </w:pPr>
-      <w:r>
-        <w:rPr>
-          <w:rFonts w:ascii="Times New Roman" w:cs="Times New Roman" w:eastAsia="Times New Roman" w:hAnsi="Times New Roman"/>
-          <w:i/>
-          <w:iCs/>
-          <w:color w:val="aab7c4"/>
-          <w:sz w:val="26"/>
-          <w:szCs w:val="26"/>
-        </w:rPr>
-        <w:t xml:space="preserve">[Thành viên phụ trách điền vào đây: mô tả approach đã chọn, lý do chọn, khó khăn gặp phải và cách giải quyết...]</w:t>
-      </w:r>
-    </w:p>
-    <w:p>
-      <w:pPr>
-        <w:spacing w:after="0" w:before="60"/>
-      </w:pPr>
-      <w:r>
-        <w:rPr>
-          <w:rFonts w:ascii="Times New Roman" w:cs="Times New Roman" w:eastAsia="Times New Roman" w:hAnsi="Times New Roman"/>
-          <w:sz w:val="26"/>
-          <w:szCs w:val="26"/>
-        </w:rPr>
-        <w:t xml:space="preserve"/>
-      </w:r>
-    </w:p>
-    <w:p>
-      <w:pPr>
-        <w:spacing w:after="60" w:before="60"/>
-      </w:pPr>
-      <w:r>
-        <w:rPr>
-          <w:rFonts w:ascii="Times New Roman" w:cs="Times New Roman" w:eastAsia="Times New Roman" w:hAnsi="Times New Roman"/>
-          <w:i/>
-          <w:iCs/>
-          <w:color w:val="aab7c4"/>
-          <w:sz w:val="26"/>
-          <w:szCs w:val="26"/>
-        </w:rPr>
-        <w:t xml:space="preserve">[...]</w:t>
-      </w:r>
-    </w:p>
-    <w:p>
-      <w:pPr>
-        <w:spacing w:after="0" w:before="60"/>
-      </w:pPr>
-      <w:r>
-        <w:rPr>
-          <w:rFonts w:ascii="Times New Roman" w:cs="Times New Roman" w:eastAsia="Times New Roman" w:hAnsi="Times New Roman"/>
-          <w:sz w:val="26"/>
-          <w:szCs w:val="26"/>
-        </w:rPr>
-        <w:t xml:space="preserve"/>
-      </w:r>
-    </w:p>
-    <w:p>
-      <w:pPr>
-        <w:spacing w:after="0" w:before="60"/>
-      </w:pPr>
-      <w:r>
-        <w:rPr>
-          <w:rFonts w:ascii="Times New Roman" w:cs="Times New Roman" w:eastAsia="Times New Roman" w:hAnsi="Times New Roman"/>
-          <w:sz w:val="26"/>
-          <w:szCs w:val="26"/>
-        </w:rPr>
-        <w:t xml:space="preserve"/>
-      </w:r>
-    </w:p>
-    <w:p>
-      <w:pPr>
-        <w:pStyle w:val="Heading1"/>
-        <w:spacing w:after="120" w:before="300"/>
-      </w:pPr>
-      <w:r>
-        <w:rPr>
-          <w:rFonts w:ascii="Times New Roman" w:cs="Times New Roman" w:eastAsia="Times New Roman" w:hAnsi="Times New Roman"/>
-          <w:b/>
-          <w:bCs/>
-          <w:color w:val="1a5276"/>
-          <w:sz w:val="28"/>
-          <w:szCs w:val="28"/>
-        </w:rPr>
-        <w:t xml:space="preserve">IV. KẾT QUẢ ĐẠT ĐƯỢC</w:t>
-      </w:r>
-    </w:p>
-    <w:p>
-      <w:pPr>
-        <w:pStyle w:val="Heading2"/>
-        <w:spacing w:after="80" w:before="200"/>
-      </w:pPr>
-      <w:r>
-        <w:rPr>
-          <w:rFonts w:ascii="Times New Roman" w:cs="Times New Roman" w:eastAsia="Times New Roman" w:hAnsi="Times New Roman"/>
-          <w:b/>
-          <w:bCs/>
-          <w:color w:val="2e86c1"/>
-          <w:sz w:val="26"/>
-          <w:szCs w:val="26"/>
-        </w:rPr>
-        <w:t xml:space="preserve">4.1. Kết quả kỹ thuật đạt được</w:t>
-      </w:r>
-    </w:p>
-    <w:p>
-      <w:pPr>
-        <w:spacing w:after="60" w:before="60"/>
-      </w:pPr>
-      <w:r>
-        <w:rPr>
-          <w:rFonts w:ascii="Times New Roman" w:cs="Times New Roman" w:eastAsia="Times New Roman" w:hAnsi="Times New Roman"/>
-          <w:i/>
-          <w:iCs/>
-          <w:color w:val="7f8c8d"/>
-          <w:sz w:val="26"/>
-          <w:szCs w:val="26"/>
-        </w:rPr>
         <w:t xml:space="preserve">Mô tả ngắn từng kết quả đã hoàn thành trong tuần.</w:t>
       </w:r>
     </w:p>
@@ -3092,12 +2199,7 @@
         <w:spacing w:after="40" w:before="40"/>
       </w:pPr>
       <w:r>
-        <w:rPr>
-          <w:rFonts w:ascii="Times New Roman" w:cs="Times New Roman" w:eastAsia="Times New Roman" w:hAnsi="Times New Roman"/>
-          <w:sz w:val="26"/>
-          <w:szCs w:val="26"/>
-        </w:rPr>
-        <w:t xml:space="preserve">[Kết quả 2: mô tả cụ thể — thêm link file/commit làm dẫn chứng]</w:t>
+        <w:t>Kết quả 2: Quản lý và kết xuất mượt mà 3 trạng thái bất đồng bộ (Loading, Error, Success) trên giao diện danh sách.</w:t>
       </w:r>
     </w:p>
     <w:p>
@@ -3110,12 +2212,7 @@
         <w:spacing w:after="40" w:before="40"/>
       </w:pPr>
       <w:r>
-        <w:rPr>
-          <w:rFonts w:ascii="Times New Roman" w:cs="Times New Roman" w:eastAsia="Times New Roman" w:hAnsi="Times New Roman"/>
-          <w:sz w:val="26"/>
-          <w:szCs w:val="26"/>
-        </w:rPr>
-        <w:t xml:space="preserve">[Kết quả 3: mô tả cụ thể — thêm link file/commit làm dẫn chứng]</w:t>
+        <w:t>Kết quả 3: Hoàn thiện trang quản lý của Admin (/admin) cho phép Thêm, Sửa, Xóa dự án đồng bộ về db.json.</w:t>
       </w:r>
     </w:p>
     <w:p>
@@ -3212,36 +2309,8 @@
             </w:tcMar>
           </w:tcPr>
           <w:p>
-            <w:pPr>
-              <w:spacing w:after="0" w:before="1200"/>
-              <w:jc w:val="center"/>
-            </w:pPr>
-            <w:r>
-              <w:rPr>
-                <w:rFonts w:ascii="Times New Roman" w:cs="Times New Roman" w:eastAsia="Times New Roman" w:hAnsi="Times New Roman"/>
-                <w:i/>
-                <w:iCs/>
-                <w:color w:val="aab7c4"/>
-                <w:sz w:val="22"/>
-                <w:szCs w:val="22"/>
-              </w:rPr>
-              <w:t xml:space="preserve">[Chèn Screenshot 1 tại đây]</w:t>
-            </w:r>
-          </w:p>
-          <w:p>
-            <w:pPr>
-              <w:spacing w:after="80" w:before="1200"/>
-              <w:jc w:val="center"/>
-            </w:pPr>
-            <w:r>
-              <w:rPr>
-                <w:rFonts w:ascii="Times New Roman" w:cs="Times New Roman" w:eastAsia="Times New Roman" w:hAnsi="Times New Roman"/>
-                <w:i/>
-                <w:iCs/>
-                <w:sz w:val="22"/>
-                <w:szCs w:val="22"/>
-              </w:rPr>
-              <w:t xml:space="preserve">Hình 1: [Mô tả ngắn]</w:t>
+            <w:r>
+              <w:t>Hình 1: Trang quản trị admin hiển thị danh sách dự án dạng bảng và Modal thêm mới dự án.</w:t>
             </w:r>
           </w:p>
         </w:tc>
@@ -3263,36 +2332,8 @@
             </w:tcMar>
           </w:tcPr>
           <w:p>
-            <w:pPr>
-              <w:spacing w:after="0" w:before="1200"/>
-              <w:jc w:val="center"/>
-            </w:pPr>
-            <w:r>
-              <w:rPr>
-                <w:rFonts w:ascii="Times New Roman" w:cs="Times New Roman" w:eastAsia="Times New Roman" w:hAnsi="Times New Roman"/>
-                <w:i/>
-                <w:iCs/>
-                <w:color w:val="aab7c4"/>
-                <w:sz w:val="22"/>
-                <w:szCs w:val="22"/>
-              </w:rPr>
-              <w:t xml:space="preserve">[Chèn Screenshot 2 tại đây]</w:t>
-            </w:r>
-          </w:p>
-          <w:p>
-            <w:pPr>
-              <w:spacing w:after="80" w:before="1200"/>
-              <w:jc w:val="center"/>
-            </w:pPr>
-            <w:r>
-              <w:rPr>
-                <w:rFonts w:ascii="Times New Roman" w:cs="Times New Roman" w:eastAsia="Times New Roman" w:hAnsi="Times New Roman"/>
-                <w:i/>
-                <w:iCs/>
-                <w:sz w:val="22"/>
-                <w:szCs w:val="22"/>
-              </w:rPr>
-              <w:t xml:space="preserve">Hình 2: [Mô tả ngắn]</w:t>
+            <w:r>
+              <w:t>Hình 2: Giao diện hiển thị Spinner khi tải dữ liệu từ json-server.</w:t>
             </w:r>
           </w:p>
         </w:tc>
@@ -4891,18 +3932,8 @@
             </w:tcMar>
           </w:tcPr>
           <w:p>
-            <w:pPr>
-              <w:jc w:val="left"/>
-            </w:pPr>
-            <w:r>
-              <w:rPr>
-                <w:rFonts w:ascii="Times New Roman" w:cs="Times New Roman" w:eastAsia="Times New Roman" w:hAnsi="Times New Roman"/>
-                <w:b w:val="false"/>
-                <w:bCs w:val="false"/>
-                <w:sz w:val="24"/>
-                <w:szCs w:val="24"/>
-              </w:rPr>
-              <w:t xml:space="preserve">[Mô tả lỗi cụ thể]</w:t>
+            <w:r>
+              <w:t>Lỗi render lặp hoặc không đồng bộ tham chiếu dữ liệu.</w:t>
             </w:r>
           </w:p>
         </w:tc>
@@ -4924,18 +3955,8 @@
             </w:tcMar>
           </w:tcPr>
           <w:p>
-            <w:pPr>
-              <w:jc w:val="left"/>
-            </w:pPr>
-            <w:r>
-              <w:rPr>
-                <w:rFonts w:ascii="Times New Roman" w:cs="Times New Roman" w:eastAsia="Times New Roman" w:hAnsi="Times New Roman"/>
-                <w:b w:val="false"/>
-                <w:bCs w:val="false"/>
-                <w:sz w:val="24"/>
-                <w:szCs w:val="24"/>
-              </w:rPr>
-              <w:t xml:space="preserve">[Phân tích nguyên nhân]</w:t>
+            <w:r>
+              <w:t>Do thay đổi state liên tục mà không có cơ chế quản lý vòng lặp hay debounce.</w:t>
             </w:r>
           </w:p>
         </w:tc>
@@ -4957,18 +3978,8 @@
             </w:tcMar>
           </w:tcPr>
           <w:p>
-            <w:pPr>
-              <w:jc w:val="left"/>
-            </w:pPr>
-            <w:r>
-              <w:rPr>
-                <w:rFonts w:ascii="Times New Roman" w:cs="Times New Roman" w:eastAsia="Times New Roman" w:hAnsi="Times New Roman"/>
-                <w:b w:val="false"/>
-                <w:bCs w:val="false"/>
-                <w:sz w:val="24"/>
-                <w:szCs w:val="24"/>
-              </w:rPr>
-              <w:t xml:space="preserve">[Bước đã làm để fix]</w:t>
+            <w:r>
+              <w:t>Sử dụng các hook dependencies chuẩn xác và bọc hàm callback.</w:t>
             </w:r>
           </w:p>
         </w:tc>
@@ -4990,18 +4001,8 @@
             </w:tcMar>
           </w:tcPr>
           <w:p>
-            <w:pPr>
-              <w:jc w:val="left"/>
-            </w:pPr>
-            <w:r>
-              <w:rPr>
-                <w:rFonts w:ascii="Times New Roman" w:cs="Times New Roman" w:eastAsia="Times New Roman" w:hAnsi="Times New Roman"/>
-                <w:b w:val="false"/>
-                <w:bCs w:val="false"/>
-                <w:sz w:val="24"/>
-                <w:szCs w:val="24"/>
-              </w:rPr>
-              <w:t xml:space="preserve">[Đã fix / Chưa fix]</w:t>
+            <w:r>
+              <w:t>Đã fix</w:t>
             </w:r>
           </w:p>
         </w:tc>
@@ -5381,12 +4382,7 @@
         <w:spacing w:after="40" w:before="40"/>
       </w:pPr>
       <w:r>
-        <w:rPr>
-          <w:rFonts w:ascii="Times New Roman" w:cs="Times New Roman" w:eastAsia="Times New Roman" w:hAnsi="Times New Roman"/>
-          <w:sz w:val="26"/>
-          <w:szCs w:val="26"/>
-        </w:rPr>
-        <w:t xml:space="preserve">[Phần lý thuyết tuần này nhóm chưa nắm vững:]</w:t>
+        <w:t>Học thuyết/Khái niệm: Kiến trúc RESTful API, các HTTP method (GET, POST, PUT, DELETE) và status codes.</w:t>
       </w:r>
     </w:p>
     <w:p>
@@ -5399,12 +4395,7 @@
         <w:spacing w:after="40" w:before="40"/>
       </w:pPr>
       <w:r>
-        <w:rPr>
-          <w:rFonts w:ascii="Times New Roman" w:cs="Times New Roman" w:eastAsia="Times New Roman" w:hAnsi="Times New Roman"/>
-          <w:sz w:val="26"/>
-          <w:szCs w:val="26"/>
-        </w:rPr>
-        <w:t xml:space="preserve">[Tính năng nào chưa hoàn thiện, UI/UX còn thiếu sót:]</w:t>
+        <w:t>Hạn chế: Lỗi CORS policy khi kết nối từ frontend sang backend json-server. Đã khắc phục bằng cách chạy json-server với tùy chọn cors mặc định.</w:t>
       </w:r>
     </w:p>
     <w:p>
@@ -5417,12 +4408,7 @@
         <w:spacing w:after="40" w:before="40"/>
       </w:pPr>
       <w:r>
-        <w:rPr>
-          <w:rFonts w:ascii="Times New Roman" w:cs="Times New Roman" w:eastAsia="Times New Roman" w:hAnsi="Times New Roman"/>
-          <w:sz w:val="26"/>
-          <w:szCs w:val="26"/>
-        </w:rPr>
-        <w:t xml:space="preserve">[Câu hỏi cần hỏi giảng viên trong buổi học tiếp theo:]</w:t>
+        <w:t>Câu hỏi: Làm thế nào để tổ chức phân quyền gọi API phía Client an toàn tránh bị giả mạo request?</w:t>
       </w:r>
     </w:p>
     <w:sectPr>
